--- a/ss2/bai4.docx
+++ b/ss2/bai4.docx
@@ -11,66 +11,22 @@
         <w:suppressLineNumbers w:val="0"/>
         <w:rPr>
           <w:rFonts w:hint="default" w:ascii="Times New Roman" w:hAnsi="Times New Roman" w:cs="Times New Roman"/>
-          <w:sz w:val="32"/>
-          <w:szCs w:val="32"/>
+          <w:sz w:val="24"/>
+          <w:szCs w:val="24"/>
         </w:rPr>
       </w:pPr>
       <w:r>
         <w:rPr>
           <w:rFonts w:hint="default" w:ascii="Times New Roman" w:hAnsi="Times New Roman" w:cs="Times New Roman"/>
-          <w:sz w:val="32"/>
-          <w:szCs w:val="32"/>
-        </w:rPr>
-        <w:t>Phần 1. Đề xuất 2 chiến lược phân rã Epic</w:t>
+          <w:sz w:val="24"/>
+          <w:szCs w:val="24"/>
+        </w:rPr>
+        <w:t>Phần 1 – Đề xuất 2 giải pháp</w:t>
       </w:r>
     </w:p>
     <w:p>
       <w:pPr>
-        <w:pStyle w:val="3"/>
-        <w:keepNext w:val="0"/>
-        <w:keepLines w:val="0"/>
-        <w:widowControl/>
-        <w:suppressLineNumbers w:val="0"/>
-        <w:rPr>
-          <w:rFonts w:hint="default" w:ascii="Times New Roman" w:hAnsi="Times New Roman" w:cs="Times New Roman"/>
-          <w:sz w:val="28"/>
-          <w:szCs w:val="28"/>
-        </w:rPr>
-      </w:pPr>
-      <w:r>
-        <w:rPr>
-          <w:rFonts w:hint="default" w:ascii="Times New Roman" w:hAnsi="Times New Roman" w:cs="Times New Roman"/>
-          <w:sz w:val="28"/>
-          <w:szCs w:val="28"/>
-        </w:rPr>
-        <w:t>Chiến lược 1: Phân rã theo chức năng (Functional Decomposition)</w:t>
-      </w:r>
-    </w:p>
-    <w:p>
-      <w:pPr>
-        <w:pStyle w:val="6"/>
-        <w:keepNext w:val="0"/>
-        <w:keepLines w:val="0"/>
-        <w:widowControl/>
-        <w:suppressLineNumbers w:val="0"/>
-        <w:rPr>
-          <w:rFonts w:hint="default" w:ascii="Times New Roman" w:hAnsi="Times New Roman" w:cs="Times New Roman"/>
-          <w:sz w:val="24"/>
-          <w:szCs w:val="24"/>
-        </w:rPr>
-      </w:pPr>
-      <w:r>
-        <w:rPr>
-          <w:rFonts w:hint="default" w:ascii="Times New Roman" w:hAnsi="Times New Roman" w:cs="Times New Roman"/>
-          <w:sz w:val="24"/>
-          <w:szCs w:val="24"/>
-        </w:rPr>
-        <w:t>Chia Epic thành các Feature theo từng chức năng nghiệp vụ của hệ thống.</w:t>
-      </w:r>
-    </w:p>
-    <w:p>
-      <w:pPr>
-        <w:pStyle w:val="6"/>
+        <w:pStyle w:val="5"/>
         <w:keepNext w:val="0"/>
         <w:keepLines w:val="0"/>
         <w:widowControl/>
@@ -79,7 +35,7 @@
           <w:numId w:val="1"/>
         </w:numPr>
         <w:suppressLineNumbers w:val="0"/>
-        <w:ind w:left="200" w:leftChars="0" w:firstLineChars="0"/>
+        <w:ind w:left="420" w:leftChars="0" w:hanging="420" w:firstLineChars="0"/>
         <w:rPr>
           <w:rFonts w:hint="default" w:ascii="Times New Roman" w:hAnsi="Times New Roman" w:cs="Times New Roman"/>
           <w:sz w:val="24"/>
@@ -92,12 +48,12 @@
           <w:sz w:val="24"/>
           <w:szCs w:val="24"/>
         </w:rPr>
-        <w:t>Feature 1: Hủy chuyến ghép trước khi tài xế nhận chuyến.</w:t>
+        <w:t>Giải pháp 1 – Waterfall (mô hình tuần tự): Thu thập và phân tích yêu cầu đầy đủ ngay từ đầu, sau đó thực hiện lần lượt các giai đoạn thiết kế, phát triển, kiểm thử và triển khai. Việc thay đổi yêu cầu thường phải qua quy trình đánh giá và phê duyệt.</w:t>
       </w:r>
     </w:p>
     <w:p>
       <w:pPr>
-        <w:pStyle w:val="6"/>
+        <w:pStyle w:val="5"/>
         <w:keepNext w:val="0"/>
         <w:keepLines w:val="0"/>
         <w:widowControl/>
@@ -106,7 +62,7 @@
           <w:numId w:val="1"/>
         </w:numPr>
         <w:suppressLineNumbers w:val="0"/>
-        <w:ind w:left="200" w:leftChars="0" w:firstLine="0" w:firstLineChars="0"/>
+        <w:ind w:left="420" w:leftChars="0" w:hanging="420" w:firstLineChars="0"/>
         <w:rPr>
           <w:rFonts w:hint="default" w:ascii="Times New Roman" w:hAnsi="Times New Roman" w:cs="Times New Roman"/>
           <w:sz w:val="24"/>
@@ -119,186 +75,25 @@
           <w:sz w:val="24"/>
           <w:szCs w:val="24"/>
         </w:rPr>
-        <w:t>Feature 2: Hủy chuyến ghép sau khi tài xế nhận chuyến và tính phí 10.000đ.</w:t>
+        <w:t xml:space="preserve">Giải pháp 2 – Scrum (mô hình lặp theo Sprint): Chia công việc thành các Sprint </w:t>
       </w:r>
-    </w:p>
-    <w:p>
-      <w:pPr>
-        <w:pStyle w:val="6"/>
-        <w:keepNext w:val="0"/>
-        <w:keepLines w:val="0"/>
-        <w:widowControl/>
-        <w:numPr>
-          <w:ilvl w:val="0"/>
-          <w:numId w:val="1"/>
-        </w:numPr>
-        <w:suppressLineNumbers w:val="0"/>
-        <w:ind w:left="200" w:leftChars="0" w:firstLine="0" w:firstLineChars="0"/>
-        <w:rPr>
-          <w:rFonts w:hint="default" w:ascii="Times New Roman" w:hAnsi="Times New Roman" w:cs="Times New Roman"/>
-          <w:sz w:val="24"/>
-          <w:szCs w:val="24"/>
-        </w:rPr>
-      </w:pPr>
+      <w:bookmarkStart w:id="0" w:name="_GoBack"/>
       <w:r>
         <w:rPr>
           <w:rFonts w:hint="default" w:ascii="Times New Roman" w:hAnsi="Times New Roman" w:cs="Times New Roman"/>
           <w:sz w:val="24"/>
           <w:szCs w:val="24"/>
         </w:rPr>
-        <w:t>Feature 3: Tính lại giá chuyến cho khách còn lại khi có người hủy.</w:t>
+        <w:t xml:space="preserve">ngắn, ưu tiên yêu cầu trong Product Backlog và thường xuyên nhận phản hồi từ </w:t>
       </w:r>
-    </w:p>
-    <w:p>
-      <w:pPr>
-        <w:pStyle w:val="6"/>
-        <w:keepNext w:val="0"/>
-        <w:keepLines w:val="0"/>
-        <w:widowControl/>
-        <w:numPr>
-          <w:ilvl w:val="0"/>
-          <w:numId w:val="1"/>
-        </w:numPr>
-        <w:suppressLineNumbers w:val="0"/>
-        <w:ind w:left="200" w:leftChars="0" w:firstLine="0" w:firstLineChars="0"/>
-        <w:rPr>
-          <w:rFonts w:hint="default" w:ascii="Times New Roman" w:hAnsi="Times New Roman" w:cs="Times New Roman"/>
-          <w:sz w:val="24"/>
-          <w:szCs w:val="24"/>
-        </w:rPr>
-      </w:pPr>
+      <w:bookmarkEnd w:id="0"/>
       <w:r>
         <w:rPr>
           <w:rFonts w:hint="default" w:ascii="Times New Roman" w:hAnsi="Times New Roman" w:cs="Times New Roman"/>
           <w:sz w:val="24"/>
           <w:szCs w:val="24"/>
         </w:rPr>
-        <w:t>Feature 4: Gửi thông báo giá mới cho các khách còn lại.</w:t>
-      </w:r>
-    </w:p>
-    <w:p>
-      <w:pPr>
-        <w:pStyle w:val="3"/>
-        <w:keepNext w:val="0"/>
-        <w:keepLines w:val="0"/>
-        <w:widowControl/>
-        <w:suppressLineNumbers w:val="0"/>
-        <w:rPr>
-          <w:rFonts w:hint="default" w:ascii="Times New Roman" w:hAnsi="Times New Roman" w:cs="Times New Roman"/>
-          <w:sz w:val="28"/>
-          <w:szCs w:val="28"/>
-        </w:rPr>
-      </w:pPr>
-      <w:r>
-        <w:rPr>
-          <w:rFonts w:hint="default" w:ascii="Times New Roman" w:hAnsi="Times New Roman" w:cs="Times New Roman"/>
-          <w:sz w:val="28"/>
-          <w:szCs w:val="28"/>
-        </w:rPr>
-        <w:t>Chiến lược 2: Phân rã theo luồng giá trị người dùng (User Journey)</w:t>
-      </w:r>
-    </w:p>
-    <w:p>
-      <w:pPr>
-        <w:pStyle w:val="6"/>
-        <w:keepNext w:val="0"/>
-        <w:keepLines w:val="0"/>
-        <w:widowControl/>
-        <w:suppressLineNumbers w:val="0"/>
-        <w:rPr>
-          <w:rFonts w:hint="default" w:ascii="Times New Roman" w:hAnsi="Times New Roman" w:cs="Times New Roman"/>
-          <w:sz w:val="24"/>
-          <w:szCs w:val="24"/>
-        </w:rPr>
-      </w:pPr>
-      <w:r>
-        <w:rPr>
-          <w:rFonts w:hint="default" w:ascii="Times New Roman" w:hAnsi="Times New Roman" w:cs="Times New Roman"/>
-          <w:sz w:val="24"/>
-          <w:szCs w:val="24"/>
-        </w:rPr>
-        <w:t>Chia Epic thành các Feature theo từng bước hoàn chỉnh mà người dùng trải nghiệm.</w:t>
-      </w:r>
-    </w:p>
-    <w:p>
-      <w:pPr>
-        <w:pStyle w:val="6"/>
-        <w:keepNext w:val="0"/>
-        <w:keepLines w:val="0"/>
-        <w:widowControl/>
-        <w:numPr>
-          <w:ilvl w:val="0"/>
-          <w:numId w:val="2"/>
-        </w:numPr>
-        <w:suppressLineNumbers w:val="0"/>
-        <w:ind w:left="420" w:leftChars="0"/>
-        <w:rPr>
-          <w:rFonts w:hint="default" w:ascii="Times New Roman" w:hAnsi="Times New Roman" w:cs="Times New Roman"/>
-          <w:sz w:val="24"/>
-          <w:szCs w:val="24"/>
-        </w:rPr>
-      </w:pPr>
-      <w:r>
-        <w:rPr>
-          <w:rFonts w:hint="default" w:ascii="Times New Roman" w:hAnsi="Times New Roman" w:cs="Times New Roman"/>
-          <w:sz w:val="24"/>
-          <w:szCs w:val="24"/>
-        </w:rPr>
-        <w:t>Feature 1: Khách yêu cầu hủy chuyến và nhận kết quả hủy.</w:t>
-      </w:r>
-    </w:p>
-    <w:p>
-      <w:pPr>
-        <w:pStyle w:val="6"/>
-        <w:keepNext w:val="0"/>
-        <w:keepLines w:val="0"/>
-        <w:widowControl/>
-        <w:numPr>
-          <w:ilvl w:val="0"/>
-          <w:numId w:val="2"/>
-        </w:numPr>
-        <w:suppressLineNumbers w:val="0"/>
-        <w:ind w:left="420" w:leftChars="0" w:firstLine="0" w:firstLineChars="0"/>
-        <w:rPr>
-          <w:rFonts w:hint="default" w:ascii="Times New Roman" w:hAnsi="Times New Roman" w:cs="Times New Roman"/>
-          <w:sz w:val="24"/>
-          <w:szCs w:val="24"/>
-        </w:rPr>
-      </w:pPr>
-      <w:r>
-        <w:rPr>
-          <w:rFonts w:hint="default" w:ascii="Times New Roman" w:hAnsi="Times New Roman" w:cs="Times New Roman"/>
-          <w:sz w:val="24"/>
-          <w:szCs w:val="24"/>
-        </w:rPr>
-        <w:t>Feature 2: Hệ thống xác định phí hủy dựa trên thời điểm máy chủ ghi nhận.</w:t>
-      </w:r>
-    </w:p>
-    <w:p>
-      <w:pPr>
-        <w:pStyle w:val="6"/>
-        <w:keepNext w:val="0"/>
-        <w:keepLines w:val="0"/>
-        <w:widowControl/>
-        <w:numPr>
-          <w:ilvl w:val="0"/>
-          <w:numId w:val="2"/>
-        </w:numPr>
-        <w:suppressLineNumbers w:val="0"/>
-        <w:ind w:left="420" w:leftChars="0" w:firstLine="0" w:firstLineChars="0"/>
-        <w:rPr>
-          <w:rFonts w:hint="default" w:ascii="Times New Roman" w:hAnsi="Times New Roman" w:cs="Times New Roman"/>
-          <w:sz w:val="24"/>
-          <w:szCs w:val="24"/>
-        </w:rPr>
-      </w:pPr>
-      <w:r>
-        <w:rPr>
-          <w:rFonts w:hint="default" w:ascii="Times New Roman" w:hAnsi="Times New Roman" w:cs="Times New Roman"/>
-          <w:sz w:val="24"/>
-          <w:szCs w:val="24"/>
-        </w:rPr>
-        <w:t>Feature 3: Hệ thống cập nhật giá chuyến và thông báo cho khách còn lại.</w:t>
+        <w:t>khách hàng. Yêu cầu có thể được điều chỉnh giữa các Sprint để phù hợp với nhu cầu thị trường.</w:t>
       </w:r>
     </w:p>
     <w:p>
@@ -310,17 +105,17 @@
         <w:suppressLineNumbers w:val="0"/>
         <w:rPr>
           <w:rFonts w:hint="default" w:ascii="Times New Roman" w:hAnsi="Times New Roman" w:cs="Times New Roman"/>
-          <w:sz w:val="32"/>
-          <w:szCs w:val="32"/>
+          <w:sz w:val="24"/>
+          <w:szCs w:val="24"/>
         </w:rPr>
       </w:pPr>
       <w:r>
         <w:rPr>
           <w:rFonts w:hint="default" w:ascii="Times New Roman" w:hAnsi="Times New Roman" w:cs="Times New Roman"/>
-          <w:sz w:val="32"/>
-          <w:szCs w:val="32"/>
-        </w:rPr>
-        <w:t>Phần 2. So sánh theo tiêu chí INVEST</w:t>
+          <w:sz w:val="24"/>
+          <w:szCs w:val="24"/>
+        </w:rPr>
+        <w:t>Phần 2 – So sánh hai giải pháp</w:t>
       </w:r>
     </w:p>
     <w:tbl>
@@ -346,10 +141,128 @@
         </w:tblCellMar>
       </w:tblPr>
       <w:tblGrid>
-        <w:gridCol w:w="1282"/>
-        <w:gridCol w:w="3227"/>
-        <w:gridCol w:w="3907"/>
+        <w:gridCol w:w="1660"/>
+        <w:gridCol w:w="3505"/>
+        <w:gridCol w:w="3251"/>
       </w:tblGrid>
+      <w:tr>
+        <w:tblPrEx>
+          <w:tblBorders>
+            <w:top w:val="single" w:color="auto" w:sz="4" w:space="0"/>
+            <w:left w:val="single" w:color="auto" w:sz="4" w:space="0"/>
+            <w:bottom w:val="single" w:color="auto" w:sz="4" w:space="0"/>
+            <w:right w:val="single" w:color="auto" w:sz="4" w:space="0"/>
+            <w:insideH w:val="single" w:color="auto" w:sz="4" w:space="0"/>
+            <w:insideV w:val="single" w:color="auto" w:sz="4" w:space="0"/>
+          </w:tblBorders>
+          <w:shd w:val="clear"/>
+          <w:tblCellMar>
+            <w:top w:w="15" w:type="dxa"/>
+            <w:left w:w="15" w:type="dxa"/>
+            <w:bottom w:w="15" w:type="dxa"/>
+            <w:right w:w="15" w:type="dxa"/>
+          </w:tblCellMar>
+        </w:tblPrEx>
+        <w:trPr>
+          <w:tblCellSpacing w:w="15" w:type="dxa"/>
+        </w:trPr>
+        <w:tc>
+          <w:tcPr>
+            <w:tcW w:w="0" w:type="auto"/>
+            <w:shd w:val="clear"/>
+            <w:vAlign w:val="center"/>
+          </w:tcPr>
+          <w:p>
+            <w:pPr>
+              <w:pStyle w:val="5"/>
+              <w:keepNext w:val="0"/>
+              <w:keepLines w:val="0"/>
+              <w:widowControl/>
+              <w:suppressLineNumbers w:val="0"/>
+              <w:jc w:val="center"/>
+              <w:rPr>
+                <w:rFonts w:hint="default" w:ascii="Times New Roman" w:hAnsi="Times New Roman" w:cs="Times New Roman"/>
+                <w:sz w:val="24"/>
+                <w:szCs w:val="24"/>
+              </w:rPr>
+            </w:pPr>
+            <w:r>
+              <w:rPr>
+                <w:rFonts w:hint="default" w:ascii="Times New Roman" w:hAnsi="Times New Roman" w:cs="Times New Roman"/>
+                <w:b/>
+                <w:bCs/>
+                <w:sz w:val="24"/>
+                <w:szCs w:val="24"/>
+              </w:rPr>
+              <w:t>Tiêu chí</w:t>
+            </w:r>
+          </w:p>
+        </w:tc>
+        <w:tc>
+          <w:tcPr>
+            <w:tcW w:w="0" w:type="auto"/>
+            <w:shd w:val="clear"/>
+            <w:vAlign w:val="center"/>
+          </w:tcPr>
+          <w:p>
+            <w:pPr>
+              <w:pStyle w:val="5"/>
+              <w:keepNext w:val="0"/>
+              <w:keepLines w:val="0"/>
+              <w:widowControl/>
+              <w:suppressLineNumbers w:val="0"/>
+              <w:jc w:val="center"/>
+              <w:rPr>
+                <w:rFonts w:hint="default" w:ascii="Times New Roman" w:hAnsi="Times New Roman" w:cs="Times New Roman"/>
+                <w:sz w:val="24"/>
+                <w:szCs w:val="24"/>
+              </w:rPr>
+            </w:pPr>
+            <w:r>
+              <w:rPr>
+                <w:rFonts w:hint="default" w:ascii="Times New Roman" w:hAnsi="Times New Roman" w:cs="Times New Roman"/>
+                <w:b/>
+                <w:bCs/>
+                <w:sz w:val="24"/>
+                <w:szCs w:val="24"/>
+              </w:rPr>
+              <w:t>Giải pháp 1: Waterfall</w:t>
+            </w:r>
+          </w:p>
+        </w:tc>
+        <w:tc>
+          <w:tcPr>
+            <w:tcW w:w="0" w:type="auto"/>
+            <w:shd w:val="clear"/>
+            <w:vAlign w:val="center"/>
+          </w:tcPr>
+          <w:p>
+            <w:pPr>
+              <w:pStyle w:val="5"/>
+              <w:keepNext w:val="0"/>
+              <w:keepLines w:val="0"/>
+              <w:widowControl/>
+              <w:suppressLineNumbers w:val="0"/>
+              <w:jc w:val="center"/>
+              <w:rPr>
+                <w:rFonts w:hint="default" w:ascii="Times New Roman" w:hAnsi="Times New Roman" w:cs="Times New Roman"/>
+                <w:sz w:val="24"/>
+                <w:szCs w:val="24"/>
+              </w:rPr>
+            </w:pPr>
+            <w:r>
+              <w:rPr>
+                <w:rFonts w:hint="default" w:ascii="Times New Roman" w:hAnsi="Times New Roman" w:cs="Times New Roman"/>
+                <w:b/>
+                <w:bCs/>
+                <w:sz w:val="24"/>
+                <w:szCs w:val="24"/>
+              </w:rPr>
+              <w:t>Giải pháp 2: Scrum</w:t>
+            </w:r>
+          </w:p>
+        </w:tc>
+      </w:tr>
       <w:tr>
         <w:tblPrEx>
           <w:tblBorders>
@@ -368,7 +281,6 @@
           </w:tblCellMar>
         </w:tblPrEx>
         <w:trPr>
-          <w:trHeight w:val="432" w:hRule="atLeast"/>
           <w:tblCellSpacing w:w="15" w:type="dxa"/>
         </w:trPr>
         <w:tc>
@@ -379,12 +291,11 @@
           </w:tcPr>
           <w:p>
             <w:pPr>
-              <w:pStyle w:val="6"/>
+              <w:pStyle w:val="5"/>
               <w:keepNext w:val="0"/>
               <w:keepLines w:val="0"/>
               <w:widowControl/>
               <w:suppressLineNumbers w:val="0"/>
-              <w:jc w:val="center"/>
               <w:rPr>
                 <w:rFonts w:hint="default" w:ascii="Times New Roman" w:hAnsi="Times New Roman" w:cs="Times New Roman"/>
                 <w:sz w:val="24"/>
@@ -394,12 +305,10 @@
             <w:r>
               <w:rPr>
                 <w:rFonts w:hint="default" w:ascii="Times New Roman" w:hAnsi="Times New Roman" w:cs="Times New Roman"/>
-                <w:b/>
-                <w:bCs/>
-                <w:sz w:val="24"/>
-                <w:szCs w:val="24"/>
-              </w:rPr>
-              <w:t>Tiêu chí</w:t>
+                <w:sz w:val="24"/>
+                <w:szCs w:val="24"/>
+              </w:rPr>
+              <w:t>Khả năng thích nghi khi yêu cầu thay đổi</w:t>
             </w:r>
           </w:p>
         </w:tc>
@@ -411,12 +320,11 @@
           </w:tcPr>
           <w:p>
             <w:pPr>
-              <w:pStyle w:val="6"/>
+              <w:pStyle w:val="5"/>
               <w:keepNext w:val="0"/>
               <w:keepLines w:val="0"/>
               <w:widowControl/>
               <w:suppressLineNumbers w:val="0"/>
-              <w:jc w:val="center"/>
               <w:rPr>
                 <w:rFonts w:hint="default" w:ascii="Times New Roman" w:hAnsi="Times New Roman" w:cs="Times New Roman"/>
                 <w:sz w:val="24"/>
@@ -426,12 +334,10 @@
             <w:r>
               <w:rPr>
                 <w:rFonts w:hint="default" w:ascii="Times New Roman" w:hAnsi="Times New Roman" w:cs="Times New Roman"/>
-                <w:b/>
-                <w:bCs/>
-                <w:sz w:val="24"/>
-                <w:szCs w:val="24"/>
-              </w:rPr>
-              <w:t>Chiến lược 1: Theo chức năng</w:t>
+                <w:sz w:val="24"/>
+                <w:szCs w:val="24"/>
+              </w:rPr>
+              <w:t>(–) Nhược điểm: Thay đổi muộn gây tốn thời gian, chi phí và phải điều chỉnh các giai đoạn đã hoàn thành.</w:t>
             </w:r>
           </w:p>
         </w:tc>
@@ -443,12 +349,11 @@
           </w:tcPr>
           <w:p>
             <w:pPr>
-              <w:pStyle w:val="6"/>
+              <w:pStyle w:val="5"/>
               <w:keepNext w:val="0"/>
               <w:keepLines w:val="0"/>
               <w:widowControl/>
               <w:suppressLineNumbers w:val="0"/>
-              <w:jc w:val="center"/>
               <w:rPr>
                 <w:rFonts w:hint="default" w:ascii="Times New Roman" w:hAnsi="Times New Roman" w:cs="Times New Roman"/>
                 <w:sz w:val="24"/>
@@ -458,12 +363,10 @@
             <w:r>
               <w:rPr>
                 <w:rFonts w:hint="default" w:ascii="Times New Roman" w:hAnsi="Times New Roman" w:cs="Times New Roman"/>
-                <w:b/>
-                <w:bCs/>
-                <w:sz w:val="24"/>
-                <w:szCs w:val="24"/>
-              </w:rPr>
-              <w:t>Chiến lược 2: Theo luồng giá trị</w:t>
+                <w:sz w:val="24"/>
+                <w:szCs w:val="24"/>
+              </w:rPr>
+              <w:t>(+) Ưu điểm: Có thể điều chỉnh thứ tự ưu tiên và cập nhật yêu cầu qua từng Sprint.</w:t>
             </w:r>
           </w:p>
         </w:tc>
@@ -487,7 +390,6 @@
           </w:tblCellMar>
         </w:tblPrEx>
         <w:trPr>
-          <w:trHeight w:val="432" w:hRule="atLeast"/>
           <w:tblCellSpacing w:w="15" w:type="dxa"/>
         </w:trPr>
         <w:tc>
@@ -498,7 +400,7 @@
           </w:tcPr>
           <w:p>
             <w:pPr>
-              <w:pStyle w:val="6"/>
+              <w:pStyle w:val="5"/>
               <w:keepNext w:val="0"/>
               <w:keepLines w:val="0"/>
               <w:widowControl/>
@@ -515,7 +417,7 @@
                 <w:sz w:val="24"/>
                 <w:szCs w:val="24"/>
               </w:rPr>
-              <w:t>Independent</w:t>
+              <w:t>Thời điểm khách thấy sản phẩm / phát hiện sai lệch</w:t>
             </w:r>
           </w:p>
         </w:tc>
@@ -527,7 +429,7 @@
           </w:tcPr>
           <w:p>
             <w:pPr>
-              <w:pStyle w:val="6"/>
+              <w:pStyle w:val="5"/>
               <w:keepNext w:val="0"/>
               <w:keepLines w:val="0"/>
               <w:widowControl/>
@@ -544,7 +446,7 @@
                 <w:sz w:val="24"/>
                 <w:szCs w:val="24"/>
               </w:rPr>
-              <w:t>(–) Các Feature phụ thuộc nhau; tính lại giá và thông báo cần có sự kiện hủy thành công.</w:t>
+              <w:t>(–) Nhược điểm: Khách hàng thường thấy sản phẩm hoàn chỉnh ở giai đoạn cuối nên sai lệch có thể được phát hiện muộn.</w:t>
             </w:r>
           </w:p>
         </w:tc>
@@ -556,7 +458,7 @@
           </w:tcPr>
           <w:p>
             <w:pPr>
-              <w:pStyle w:val="6"/>
+              <w:pStyle w:val="5"/>
               <w:keepNext w:val="0"/>
               <w:keepLines w:val="0"/>
               <w:widowControl/>
@@ -573,116 +475,7 @@
                 <w:sz w:val="24"/>
                 <w:szCs w:val="24"/>
               </w:rPr>
-              <w:t>(+) Mỗi Feature hướng đến một kết quả nghiệp vụ rõ ràng, dễ xác định thứ tự triển khai.</w:t>
-            </w:r>
-          </w:p>
-        </w:tc>
-      </w:tr>
-      <w:tr>
-        <w:tblPrEx>
-          <w:tblBorders>
-            <w:top w:val="single" w:color="auto" w:sz="4" w:space="0"/>
-            <w:left w:val="single" w:color="auto" w:sz="4" w:space="0"/>
-            <w:bottom w:val="single" w:color="auto" w:sz="4" w:space="0"/>
-            <w:right w:val="single" w:color="auto" w:sz="4" w:space="0"/>
-            <w:insideH w:val="single" w:color="auto" w:sz="4" w:space="0"/>
-            <w:insideV w:val="single" w:color="auto" w:sz="4" w:space="0"/>
-          </w:tblBorders>
-          <w:tblCellMar>
-            <w:top w:w="15" w:type="dxa"/>
-            <w:left w:w="15" w:type="dxa"/>
-            <w:bottom w:w="15" w:type="dxa"/>
-            <w:right w:w="15" w:type="dxa"/>
-          </w:tblCellMar>
-        </w:tblPrEx>
-        <w:trPr>
-          <w:trHeight w:val="432" w:hRule="atLeast"/>
-          <w:tblCellSpacing w:w="15" w:type="dxa"/>
-        </w:trPr>
-        <w:tc>
-          <w:tcPr>
-            <w:tcW w:w="0" w:type="auto"/>
-            <w:shd w:val="clear"/>
-            <w:vAlign w:val="center"/>
-          </w:tcPr>
-          <w:p>
-            <w:pPr>
-              <w:pStyle w:val="6"/>
-              <w:keepNext w:val="0"/>
-              <w:keepLines w:val="0"/>
-              <w:widowControl/>
-              <w:suppressLineNumbers w:val="0"/>
-              <w:rPr>
-                <w:rFonts w:hint="default" w:ascii="Times New Roman" w:hAnsi="Times New Roman" w:cs="Times New Roman"/>
-                <w:sz w:val="24"/>
-                <w:szCs w:val="24"/>
-              </w:rPr>
-            </w:pPr>
-            <w:r>
-              <w:rPr>
-                <w:rFonts w:hint="default" w:ascii="Times New Roman" w:hAnsi="Times New Roman" w:cs="Times New Roman"/>
-                <w:sz w:val="24"/>
-                <w:szCs w:val="24"/>
-              </w:rPr>
-              <w:t>Small</w:t>
-            </w:r>
-          </w:p>
-        </w:tc>
-        <w:tc>
-          <w:tcPr>
-            <w:tcW w:w="0" w:type="auto"/>
-            <w:shd w:val="clear"/>
-            <w:vAlign w:val="center"/>
-          </w:tcPr>
-          <w:p>
-            <w:pPr>
-              <w:pStyle w:val="6"/>
-              <w:keepNext w:val="0"/>
-              <w:keepLines w:val="0"/>
-              <w:widowControl/>
-              <w:suppressLineNumbers w:val="0"/>
-              <w:rPr>
-                <w:rFonts w:hint="default" w:ascii="Times New Roman" w:hAnsi="Times New Roman" w:cs="Times New Roman"/>
-                <w:sz w:val="24"/>
-                <w:szCs w:val="24"/>
-              </w:rPr>
-            </w:pPr>
-            <w:r>
-              <w:rPr>
-                <w:rFonts w:hint="default" w:ascii="Times New Roman" w:hAnsi="Times New Roman" w:cs="Times New Roman"/>
-                <w:sz w:val="24"/>
-                <w:szCs w:val="24"/>
-              </w:rPr>
-              <w:t>(+) Mỗi Feature có phạm vi chức năng hẹp, dễ ước lượng và chia Sprint.</w:t>
-            </w:r>
-          </w:p>
-        </w:tc>
-        <w:tc>
-          <w:tcPr>
-            <w:tcW w:w="0" w:type="auto"/>
-            <w:shd w:val="clear"/>
-            <w:vAlign w:val="center"/>
-          </w:tcPr>
-          <w:p>
-            <w:pPr>
-              <w:pStyle w:val="6"/>
-              <w:keepNext w:val="0"/>
-              <w:keepLines w:val="0"/>
-              <w:widowControl/>
-              <w:suppressLineNumbers w:val="0"/>
-              <w:rPr>
-                <w:rFonts w:hint="default" w:ascii="Times New Roman" w:hAnsi="Times New Roman" w:cs="Times New Roman"/>
-                <w:sz w:val="24"/>
-                <w:szCs w:val="24"/>
-              </w:rPr>
-            </w:pPr>
-            <w:r>
-              <w:rPr>
-                <w:rFonts w:hint="default" w:ascii="Times New Roman" w:hAnsi="Times New Roman" w:cs="Times New Roman"/>
-                <w:sz w:val="24"/>
-                <w:szCs w:val="24"/>
-              </w:rPr>
-              <w:t>(–) Feature theo luồng hoàn chỉnh có thể chứa nhiều xử lý, khó chia nhỏ nếu phạm vi không được kiểm soát.</w:t>
+              <w:t>(+) Ưu điểm: Có sản phẩm tăng trưởng sau mỗi Sprint, giúp nhận phản hồi và phát hiện sai lệch sớm.</w:t>
             </w:r>
           </w:p>
         </w:tc>
@@ -706,7 +499,6 @@
           </w:tblCellMar>
         </w:tblPrEx>
         <w:trPr>
-          <w:trHeight w:val="432" w:hRule="atLeast"/>
           <w:tblCellSpacing w:w="15" w:type="dxa"/>
         </w:trPr>
         <w:tc>
@@ -717,7 +509,7 @@
           </w:tcPr>
           <w:p>
             <w:pPr>
-              <w:pStyle w:val="6"/>
+              <w:pStyle w:val="5"/>
               <w:keepNext w:val="0"/>
               <w:keepLines w:val="0"/>
               <w:widowControl/>
@@ -734,7 +526,7 @@
                 <w:sz w:val="24"/>
                 <w:szCs w:val="24"/>
               </w:rPr>
-              <w:t>Valuable</w:t>
+              <w:t>Mức phù hợp khi yêu cầu rõ ràng, ổn định</w:t>
             </w:r>
           </w:p>
         </w:tc>
@@ -746,7 +538,7 @@
           </w:tcPr>
           <w:p>
             <w:pPr>
-              <w:pStyle w:val="6"/>
+              <w:pStyle w:val="5"/>
               <w:keepNext w:val="0"/>
               <w:keepLines w:val="0"/>
               <w:widowControl/>
@@ -763,7 +555,7 @@
                 <w:sz w:val="24"/>
                 <w:szCs w:val="24"/>
               </w:rPr>
-              <w:t>(–) Một số Feature riêng lẻ như gửi thông báo chưa tạo ra nhiều giá trị nếu chưa có chức năng hủy.</w:t>
+              <w:t>(+) Ưu điểm: Dễ lập kế hoạch, kiểm soát tiến độ và tài liệu khi yêu cầu ít thay đổi.</w:t>
             </w:r>
           </w:p>
         </w:tc>
@@ -775,7 +567,7 @@
           </w:tcPr>
           <w:p>
             <w:pPr>
-              <w:pStyle w:val="6"/>
+              <w:pStyle w:val="5"/>
               <w:keepNext w:val="0"/>
               <w:keepLines w:val="0"/>
               <w:widowControl/>
@@ -792,7 +584,7 @@
                 <w:sz w:val="24"/>
                 <w:szCs w:val="24"/>
               </w:rPr>
-              <w:t>(+) Mỗi Feature có thể hướng đến kết quả người dùng nhận được, như hủy chuyến thành công hoặc cập nhật giá minh bạch.</w:t>
+              <w:t>(–) Nhược điểm: Việc tổ chức Sprint và phản hồi liên tục có thể tạo thêm chi phí không cần thiết khi yêu cầu đã ổn định.</w:t>
             </w:r>
           </w:p>
         </w:tc>
@@ -807,48 +599,58 @@
         <w:suppressLineNumbers w:val="0"/>
         <w:rPr>
           <w:rFonts w:hint="default" w:ascii="Times New Roman" w:hAnsi="Times New Roman" w:cs="Times New Roman"/>
-          <w:sz w:val="32"/>
-          <w:szCs w:val="32"/>
+          <w:sz w:val="24"/>
+          <w:szCs w:val="24"/>
         </w:rPr>
       </w:pPr>
       <w:r>
         <w:rPr>
           <w:rFonts w:hint="default" w:ascii="Times New Roman" w:hAnsi="Times New Roman" w:cs="Times New Roman"/>
-          <w:sz w:val="32"/>
-          <w:szCs w:val="32"/>
-        </w:rPr>
-        <w:t>Phần 3. Lựa chọn chiến lược và đặc tả</w:t>
+          <w:sz w:val="24"/>
+          <w:szCs w:val="24"/>
+        </w:rPr>
+        <w:t>Phần 3 – Lựa chọn và phản biện</w:t>
       </w:r>
     </w:p>
     <w:p>
       <w:pPr>
-        <w:pStyle w:val="3"/>
+        <w:pStyle w:val="5"/>
         <w:keepNext w:val="0"/>
         <w:keepLines w:val="0"/>
         <w:widowControl/>
+        <w:numPr>
+          <w:ilvl w:val="0"/>
+          <w:numId w:val="2"/>
+        </w:numPr>
         <w:suppressLineNumbers w:val="0"/>
-        <w:rPr>
-          <w:rFonts w:hint="default" w:ascii="Times New Roman" w:hAnsi="Times New Roman" w:cs="Times New Roman"/>
-          <w:sz w:val="28"/>
-          <w:szCs w:val="28"/>
+        <w:ind w:left="845" w:leftChars="0" w:hanging="425" w:firstLineChars="0"/>
+        <w:rPr>
+          <w:rFonts w:hint="default" w:ascii="Times New Roman" w:hAnsi="Times New Roman" w:cs="Times New Roman"/>
+          <w:sz w:val="24"/>
+          <w:szCs w:val="24"/>
         </w:rPr>
       </w:pPr>
       <w:r>
         <w:rPr>
           <w:rFonts w:hint="default" w:ascii="Times New Roman" w:hAnsi="Times New Roman" w:cs="Times New Roman"/>
-          <w:sz w:val="28"/>
-          <w:szCs w:val="28"/>
-        </w:rPr>
-        <w:t>3.1. Chiến lược được lựa chọn</w:t>
+          <w:sz w:val="24"/>
+          <w:szCs w:val="24"/>
+        </w:rPr>
+        <w:t>Đội Tính năng chọn Scrum vì khuyến mãi, ví điện tử và đặt xe ghép thường xuyên thay đổi theo thị trường, cần phản hồi nhanh và cải tiến liên tục.</w:t>
       </w:r>
     </w:p>
     <w:p>
       <w:pPr>
-        <w:pStyle w:val="6"/>
+        <w:pStyle w:val="5"/>
         <w:keepNext w:val="0"/>
         <w:keepLines w:val="0"/>
         <w:widowControl/>
+        <w:numPr>
+          <w:ilvl w:val="0"/>
+          <w:numId w:val="2"/>
+        </w:numPr>
         <w:suppressLineNumbers w:val="0"/>
+        <w:ind w:left="845" w:leftChars="0" w:hanging="425" w:firstLineChars="0"/>
         <w:rPr>
           <w:rFonts w:hint="default" w:ascii="Times New Roman" w:hAnsi="Times New Roman" w:cs="Times New Roman"/>
           <w:sz w:val="24"/>
@@ -861,16 +663,21 @@
           <w:sz w:val="24"/>
           <w:szCs w:val="24"/>
         </w:rPr>
-        <w:t>Chọn chiến lược 2: Phân rã theo luồng giá trị người dùng.</w:t>
+        <w:t>Đội Đối soát chọn Waterfall vì yêu cầu xuất hóa đơn điện tử theo quy định thuế cần được xác định, kiểm tra và nghiệm thu chặt chẽ để giảm nguy cơ sai sót và bị phạt.</w:t>
       </w:r>
     </w:p>
     <w:p>
       <w:pPr>
-        <w:pStyle w:val="6"/>
+        <w:pStyle w:val="5"/>
         <w:keepNext w:val="0"/>
         <w:keepLines w:val="0"/>
         <w:widowControl/>
+        <w:numPr>
+          <w:ilvl w:val="0"/>
+          <w:numId w:val="2"/>
+        </w:numPr>
         <w:suppressLineNumbers w:val="0"/>
+        <w:ind w:left="845" w:leftChars="0" w:hanging="425" w:firstLineChars="0"/>
         <w:rPr>
           <w:rFonts w:hint="default" w:ascii="Times New Roman" w:hAnsi="Times New Roman" w:cs="Times New Roman"/>
           <w:sz w:val="24"/>
@@ -883,61 +690,48 @@
           <w:sz w:val="24"/>
           <w:szCs w:val="24"/>
         </w:rPr>
-        <w:t>Lý do: Chiến lược này tập trung vào kết quả thực tế mà khách hàng và những người đi cùng nhận được, đồng thời giúp kiểm thử toàn bộ quy trình hủy chuyến, tính phí và cập nhật giá. Các Feature vẫn cần được giới hạn phạm vi để bảo đảm tiêu chí Small và có thể triển khai theo từng Sprint.</w:t>
+        <w:t>Nếu luật thuế thay đổi gấp, đội Đối soát phải đánh giá tác động, cập nhật yêu cầu và ưu tiên sửa đổi các phần liên quan trước khi kiểm thử, xác nhận tính tuân thủ và triển khai theo quy trình kiểm soát thay đổi.</w:t>
       </w:r>
     </w:p>
     <w:p>
       <w:pPr>
-        <w:pStyle w:val="3"/>
+        <w:pStyle w:val="5"/>
         <w:keepNext w:val="0"/>
         <w:keepLines w:val="0"/>
         <w:widowControl/>
+        <w:numPr>
+          <w:ilvl w:val="0"/>
+          <w:numId w:val="2"/>
+        </w:numPr>
         <w:suppressLineNumbers w:val="0"/>
-        <w:rPr>
-          <w:rFonts w:hint="default" w:ascii="Times New Roman" w:hAnsi="Times New Roman" w:cs="Times New Roman"/>
-          <w:sz w:val="24"/>
-          <w:szCs w:val="24"/>
-        </w:rPr>
-      </w:pPr>
-    </w:p>
-    <w:p>
-      <w:pPr>
-        <w:pStyle w:val="3"/>
-        <w:keepNext w:val="0"/>
-        <w:keepLines w:val="0"/>
-        <w:widowControl/>
-        <w:suppressLineNumbers w:val="0"/>
-        <w:rPr>
-          <w:rFonts w:hint="default" w:ascii="Times New Roman" w:hAnsi="Times New Roman" w:cs="Times New Roman"/>
-          <w:sz w:val="24"/>
-          <w:szCs w:val="24"/>
-        </w:rPr>
-      </w:pPr>
-    </w:p>
-    <w:p>
-      <w:pPr>
-        <w:pStyle w:val="3"/>
-        <w:keepNext w:val="0"/>
-        <w:keepLines w:val="0"/>
-        <w:widowControl/>
-        <w:suppressLineNumbers w:val="0"/>
-        <w:rPr>
-          <w:rFonts w:hint="default" w:ascii="Times New Roman" w:hAnsi="Times New Roman" w:cs="Times New Roman"/>
-          <w:sz w:val="28"/>
-          <w:szCs w:val="28"/>
+        <w:ind w:left="845" w:leftChars="0" w:hanging="425" w:firstLineChars="0"/>
+        <w:rPr>
+          <w:rFonts w:hint="default" w:ascii="Times New Roman" w:hAnsi="Times New Roman" w:cs="Times New Roman"/>
+          <w:sz w:val="24"/>
+          <w:szCs w:val="24"/>
         </w:rPr>
       </w:pPr>
       <w:r>
         <w:rPr>
           <w:rFonts w:hint="default" w:ascii="Times New Roman" w:hAnsi="Times New Roman" w:cs="Times New Roman"/>
-          <w:sz w:val="28"/>
-          <w:szCs w:val="28"/>
-        </w:rPr>
-        <w:t>3.2. User Story</w:t>
+          <w:sz w:val="24"/>
+          <w:szCs w:val="24"/>
+        </w:rPr>
+        <w:t>Rủi ro là quy trình tuần tự có thể khiến việc cập nhật chậm, dẫn đến hóa đơn không còn phù hợp quy định; vì vậy cần có quy trình xử lý thay đổi khẩn cấp và kiểm thử hồi quy.</w:t>
       </w:r>
     </w:p>
     <w:p>
       <w:pPr>
+        <w:pStyle w:val="5"/>
+        <w:keepNext w:val="0"/>
+        <w:keepLines w:val="0"/>
+        <w:widowControl/>
+        <w:numPr>
+          <w:ilvl w:val="0"/>
+          <w:numId w:val="2"/>
+        </w:numPr>
+        <w:suppressLineNumbers w:val="0"/>
+        <w:ind w:left="845" w:leftChars="0" w:hanging="425" w:firstLineChars="0"/>
         <w:rPr>
           <w:rFonts w:hint="default" w:ascii="Times New Roman" w:hAnsi="Times New Roman" w:cs="Times New Roman"/>
           <w:sz w:val="24"/>
@@ -947,37 +741,26 @@
       <w:r>
         <w:rPr>
           <w:rFonts w:hint="default" w:ascii="Times New Roman" w:hAnsi="Times New Roman" w:cs="Times New Roman"/>
-          <w:b/>
-          <w:bCs/>
-          <w:sz w:val="24"/>
-          <w:szCs w:val="24"/>
-        </w:rPr>
-        <w:t xml:space="preserve">Tên: </w:t>
-      </w:r>
-      <w:r>
-        <w:rPr>
-          <w:rFonts w:hint="default" w:ascii="Times New Roman" w:hAnsi="Times New Roman" w:cs="Times New Roman"/>
-          <w:sz w:val="24"/>
-          <w:szCs w:val="24"/>
-        </w:rPr>
-        <w:t>Hủy chuyến ghép và cập nhật giá cho khách còn lại</w:t>
+          <w:sz w:val="24"/>
+          <w:szCs w:val="24"/>
+        </w:rPr>
+        <w:t>Đề xuất áp dụng Scrum cho cả hai đội chỉ vì Scrum hiện đại hơn là thiếu căn cứ, bởi mỗi mô hình có ưu điểm riêng tùy theo đặc thù yêu cầu.</w:t>
       </w:r>
     </w:p>
     <w:p>
       <w:pPr>
-        <w:rPr>
-          <w:rFonts w:hint="default" w:ascii="Times New Roman" w:hAnsi="Times New Roman" w:cs="Times New Roman"/>
-          <w:sz w:val="24"/>
-          <w:szCs w:val="24"/>
-        </w:rPr>
-      </w:pPr>
-    </w:p>
-    <w:p>
-      <w:pPr>
-        <w:rPr>
-          <w:rFonts w:hint="default" w:ascii="Times New Roman" w:hAnsi="Times New Roman" w:cs="Times New Roman"/>
-          <w:b/>
-          <w:bCs/>
+        <w:pStyle w:val="5"/>
+        <w:keepNext w:val="0"/>
+        <w:keepLines w:val="0"/>
+        <w:widowControl/>
+        <w:numPr>
+          <w:ilvl w:val="0"/>
+          <w:numId w:val="2"/>
+        </w:numPr>
+        <w:suppressLineNumbers w:val="0"/>
+        <w:ind w:left="845" w:leftChars="0" w:hanging="425" w:firstLineChars="0"/>
+        <w:rPr>
+          <w:rFonts w:hint="default" w:ascii="Times New Roman" w:hAnsi="Times New Roman" w:cs="Times New Roman"/>
           <w:sz w:val="24"/>
           <w:szCs w:val="24"/>
         </w:rPr>
@@ -985,12 +768,10 @@
       <w:r>
         <w:rPr>
           <w:rFonts w:hint="default" w:ascii="Times New Roman" w:hAnsi="Times New Roman" w:cs="Times New Roman"/>
-          <w:b/>
-          <w:bCs/>
-          <w:sz w:val="24"/>
-          <w:szCs w:val="24"/>
-        </w:rPr>
-        <w:t>User Story:</w:t>
+          <w:sz w:val="24"/>
+          <w:szCs w:val="24"/>
+        </w:rPr>
+        <w:t>Ban lãnh đạo nên chọn mô hình dựa trên mức độ biến động, yêu cầu tuân thủ và rủi ro của từng đội, thay vì áp dụng một mô hình duy nhất cho tất cả.</w:t>
       </w:r>
     </w:p>
     <w:p>
@@ -1002,528 +783,9 @@
         </w:rPr>
       </w:pPr>
     </w:p>
-    <w:p>
-      <w:pPr>
-        <w:rPr>
-          <w:rFonts w:hint="default" w:ascii="Times New Roman" w:hAnsi="Times New Roman" w:cs="Times New Roman"/>
-          <w:sz w:val="24"/>
-          <w:szCs w:val="24"/>
-        </w:rPr>
-      </w:pPr>
-      <w:r>
-        <w:rPr>
-          <w:rFonts w:hint="default" w:ascii="Times New Roman" w:hAnsi="Times New Roman" w:cs="Times New Roman"/>
-          <w:sz w:val="24"/>
-          <w:szCs w:val="24"/>
-        </w:rPr>
-        <w:t>Là một khách hàng đặt xe ghép, tôi muốn hủy chuyến và biết chính xác phí hủy, để chủ động quyết định hủy chuyến mà không ảnh hưởng thiếu minh bạch đến những khách hàng đi cùng.</w:t>
-      </w:r>
-    </w:p>
-    <w:p>
-      <w:pPr>
-        <w:rPr>
-          <w:rFonts w:hint="default" w:ascii="Times New Roman" w:hAnsi="Times New Roman" w:cs="Times New Roman"/>
-          <w:sz w:val="24"/>
-          <w:szCs w:val="24"/>
-        </w:rPr>
-      </w:pPr>
-    </w:p>
-    <w:p>
-      <w:pPr>
-        <w:rPr>
-          <w:rFonts w:hint="default" w:ascii="Times New Roman" w:hAnsi="Times New Roman" w:cs="Times New Roman"/>
-          <w:b/>
-          <w:bCs/>
-          <w:sz w:val="24"/>
-          <w:szCs w:val="24"/>
-        </w:rPr>
-      </w:pPr>
-      <w:r>
-        <w:rPr>
-          <w:rFonts w:hint="default" w:ascii="Times New Roman" w:hAnsi="Times New Roman" w:cs="Times New Roman"/>
-          <w:b/>
-          <w:bCs/>
-          <w:sz w:val="24"/>
-          <w:szCs w:val="24"/>
-        </w:rPr>
-        <w:t>Acceptance Criteria:</w:t>
-      </w:r>
-    </w:p>
-    <w:p>
-      <w:pPr>
-        <w:rPr>
-          <w:rFonts w:hint="default" w:ascii="Times New Roman" w:hAnsi="Times New Roman" w:cs="Times New Roman"/>
-          <w:sz w:val="24"/>
-          <w:szCs w:val="24"/>
-        </w:rPr>
-      </w:pPr>
-    </w:p>
-    <w:p>
-      <w:pPr>
-        <w:numPr>
-          <w:ilvl w:val="0"/>
-          <w:numId w:val="3"/>
-        </w:numPr>
-        <w:ind w:left="420" w:leftChars="0" w:hanging="420" w:firstLineChars="0"/>
-        <w:rPr>
-          <w:rFonts w:hint="default" w:ascii="Times New Roman" w:hAnsi="Times New Roman" w:cs="Times New Roman"/>
-          <w:sz w:val="24"/>
-          <w:szCs w:val="24"/>
-        </w:rPr>
-      </w:pPr>
-      <w:r>
-        <w:rPr>
-          <w:rFonts w:hint="default" w:ascii="Times New Roman" w:hAnsi="Times New Roman" w:cs="Times New Roman"/>
-          <w:sz w:val="24"/>
-          <w:szCs w:val="24"/>
-        </w:rPr>
-        <w:t>Nếu thời điểm máy chủ ghi nhận yêu cầu hủy trước thời điểm máy chủ ghi nhận tài xế nhận chuyến, khách được miễn phí hủy.</w:t>
-      </w:r>
-    </w:p>
-    <w:p>
-      <w:pPr>
-        <w:numPr>
-          <w:ilvl w:val="0"/>
-          <w:numId w:val="3"/>
-        </w:numPr>
-        <w:ind w:left="420" w:leftChars="0" w:hanging="420" w:firstLineChars="0"/>
-        <w:rPr>
-          <w:rFonts w:hint="default" w:ascii="Times New Roman" w:hAnsi="Times New Roman" w:cs="Times New Roman"/>
-          <w:sz w:val="24"/>
-          <w:szCs w:val="24"/>
-        </w:rPr>
-      </w:pPr>
-      <w:r>
-        <w:rPr>
-          <w:rFonts w:hint="default" w:ascii="Times New Roman" w:hAnsi="Times New Roman" w:cs="Times New Roman"/>
-          <w:sz w:val="24"/>
-          <w:szCs w:val="24"/>
-        </w:rPr>
-        <w:t>Nếu thời điểm máy chủ ghi nhận yêu cầu hủy sau hoặc bằng thời điểm máy chủ ghi nhận tài xế nhận chuyến, khách phải trả phí hủy 10.000đ.</w:t>
-      </w:r>
-    </w:p>
-    <w:p>
-      <w:pPr>
-        <w:numPr>
-          <w:ilvl w:val="0"/>
-          <w:numId w:val="3"/>
-        </w:numPr>
-        <w:ind w:left="420" w:leftChars="0" w:hanging="420" w:firstLineChars="0"/>
-        <w:rPr>
-          <w:rFonts w:hint="default" w:ascii="Times New Roman" w:hAnsi="Times New Roman" w:cs="Times New Roman"/>
-          <w:sz w:val="24"/>
-          <w:szCs w:val="24"/>
-        </w:rPr>
-      </w:pPr>
-      <w:r>
-        <w:rPr>
-          <w:rFonts w:hint="default" w:ascii="Times New Roman" w:hAnsi="Times New Roman" w:cs="Times New Roman"/>
-          <w:sz w:val="24"/>
-          <w:szCs w:val="24"/>
-        </w:rPr>
-        <w:t>Khi hủy thành công, hệ thống tính lại giá của các khách còn lại và gửi thông báo giá mới ngay.</w:t>
-      </w:r>
-    </w:p>
-    <w:p>
-      <w:pPr>
-        <w:numPr>
-          <w:ilvl w:val="0"/>
-          <w:numId w:val="3"/>
-        </w:numPr>
-        <w:ind w:left="420" w:leftChars="0" w:hanging="420" w:firstLineChars="0"/>
-        <w:rPr>
-          <w:rFonts w:hint="default" w:ascii="Times New Roman" w:hAnsi="Times New Roman" w:cs="Times New Roman"/>
-          <w:sz w:val="24"/>
-          <w:szCs w:val="24"/>
-        </w:rPr>
-      </w:pPr>
-      <w:r>
-        <w:rPr>
-          <w:rFonts w:hint="default" w:ascii="Times New Roman" w:hAnsi="Times New Roman" w:cs="Times New Roman"/>
-          <w:sz w:val="24"/>
-          <w:szCs w:val="24"/>
-        </w:rPr>
-        <w:t>Hệ thống sử dụng thời điểm ghi nhận trên máy chủ để xử lý trường hợp hai thao tác xảy ra gần như đồng thời.</w:t>
-      </w:r>
-    </w:p>
-    <w:p>
-      <w:pPr>
-        <w:numPr>
-          <w:numId w:val="0"/>
-        </w:numPr>
-        <w:ind w:leftChars="0"/>
-        <w:rPr>
-          <w:rFonts w:hint="default" w:ascii="Times New Roman" w:hAnsi="Times New Roman" w:cs="Times New Roman"/>
-          <w:sz w:val="24"/>
-          <w:szCs w:val="24"/>
-        </w:rPr>
-      </w:pPr>
-    </w:p>
-    <w:p>
-      <w:pPr>
-        <w:rPr>
-          <w:rFonts w:hint="default" w:ascii="Times New Roman" w:hAnsi="Times New Roman" w:cs="Times New Roman"/>
-          <w:b/>
-          <w:bCs/>
-          <w:sz w:val="28"/>
-          <w:szCs w:val="28"/>
-        </w:rPr>
-      </w:pPr>
-      <w:r>
-        <w:rPr>
-          <w:rFonts w:hint="default" w:ascii="Times New Roman" w:hAnsi="Times New Roman" w:cs="Times New Roman"/>
-          <w:b/>
-          <w:bCs/>
-          <w:sz w:val="28"/>
-          <w:szCs w:val="28"/>
-        </w:rPr>
-        <w:t>3.3. Kịch bản Given – When – Then</w:t>
-      </w:r>
-    </w:p>
-    <w:p>
-      <w:pPr>
-        <w:rPr>
-          <w:rFonts w:hint="default" w:ascii="Times New Roman" w:hAnsi="Times New Roman" w:cs="Times New Roman"/>
-          <w:b/>
-          <w:bCs/>
-          <w:sz w:val="28"/>
-          <w:szCs w:val="28"/>
-        </w:rPr>
-      </w:pPr>
-    </w:p>
-    <w:p>
-      <w:pPr>
-        <w:rPr>
-          <w:rFonts w:hint="default" w:ascii="Times New Roman" w:hAnsi="Times New Roman" w:cs="Times New Roman"/>
-          <w:sz w:val="24"/>
-          <w:szCs w:val="24"/>
-        </w:rPr>
-      </w:pPr>
-      <w:r>
-        <w:rPr>
-          <w:rFonts w:hint="default" w:ascii="Times New Roman" w:hAnsi="Times New Roman" w:cs="Times New Roman"/>
-          <w:sz w:val="24"/>
-          <w:szCs w:val="24"/>
-        </w:rPr>
-        <w:t>Tình huống: Khách bấm hủy đúng lúc tài xế bấm nhận chuyến.</w:t>
-      </w:r>
-    </w:p>
-    <w:p>
-      <w:pPr>
-        <w:rPr>
-          <w:rFonts w:hint="default" w:ascii="Times New Roman" w:hAnsi="Times New Roman" w:cs="Times New Roman"/>
-          <w:sz w:val="24"/>
-          <w:szCs w:val="24"/>
-        </w:rPr>
-      </w:pPr>
-    </w:p>
-    <w:p>
-      <w:pPr>
-        <w:rPr>
-          <w:rFonts w:hint="default" w:ascii="Times New Roman" w:hAnsi="Times New Roman" w:cs="Times New Roman"/>
-          <w:b/>
-          <w:bCs/>
-          <w:sz w:val="24"/>
-          <w:szCs w:val="24"/>
-        </w:rPr>
-      </w:pPr>
-      <w:r>
-        <w:rPr>
-          <w:rFonts w:hint="default" w:ascii="Times New Roman" w:hAnsi="Times New Roman" w:cs="Times New Roman"/>
-          <w:b/>
-          <w:bCs/>
-          <w:sz w:val="24"/>
-          <w:szCs w:val="24"/>
-        </w:rPr>
-        <w:t>Given:</w:t>
-      </w:r>
-    </w:p>
-    <w:p>
-      <w:pPr>
-        <w:numPr>
-          <w:ilvl w:val="0"/>
-          <w:numId w:val="3"/>
-        </w:numPr>
-        <w:ind w:left="420" w:leftChars="0" w:hanging="420" w:firstLineChars="0"/>
-        <w:rPr>
-          <w:rFonts w:hint="default" w:ascii="Times New Roman" w:hAnsi="Times New Roman" w:cs="Times New Roman"/>
-          <w:sz w:val="24"/>
-          <w:szCs w:val="24"/>
-        </w:rPr>
-      </w:pPr>
-      <w:r>
-        <w:rPr>
-          <w:rFonts w:hint="default" w:ascii="Times New Roman" w:hAnsi="Times New Roman" w:cs="Times New Roman"/>
-          <w:sz w:val="24"/>
-          <w:szCs w:val="24"/>
-        </w:rPr>
-        <w:t>Khách A đang tham gia một chuyến xe ghép.</w:t>
-      </w:r>
-    </w:p>
-    <w:p>
-      <w:pPr>
-        <w:numPr>
-          <w:ilvl w:val="0"/>
-          <w:numId w:val="3"/>
-        </w:numPr>
-        <w:ind w:left="420" w:leftChars="0" w:hanging="420" w:firstLineChars="0"/>
-        <w:rPr>
-          <w:rFonts w:hint="default" w:ascii="Times New Roman" w:hAnsi="Times New Roman" w:cs="Times New Roman"/>
-          <w:sz w:val="24"/>
-          <w:szCs w:val="24"/>
-        </w:rPr>
-      </w:pPr>
-      <w:r>
-        <w:rPr>
-          <w:rFonts w:hint="default" w:ascii="Times New Roman" w:hAnsi="Times New Roman" w:cs="Times New Roman"/>
-          <w:sz w:val="24"/>
-          <w:szCs w:val="24"/>
-        </w:rPr>
-        <w:t>Tài xế đang trong trạng thái chưa nhận chuyến.</w:t>
-      </w:r>
-    </w:p>
-    <w:p>
-      <w:pPr>
-        <w:numPr>
-          <w:ilvl w:val="0"/>
-          <w:numId w:val="3"/>
-        </w:numPr>
-        <w:ind w:left="420" w:leftChars="0" w:hanging="420" w:firstLineChars="0"/>
-        <w:rPr>
-          <w:rFonts w:hint="default" w:ascii="Times New Roman" w:hAnsi="Times New Roman" w:cs="Times New Roman"/>
-          <w:sz w:val="24"/>
-          <w:szCs w:val="24"/>
-        </w:rPr>
-      </w:pPr>
-      <w:r>
-        <w:rPr>
-          <w:rFonts w:hint="default" w:ascii="Times New Roman" w:hAnsi="Times New Roman" w:cs="Times New Roman"/>
-          <w:sz w:val="24"/>
-          <w:szCs w:val="24"/>
-        </w:rPr>
-        <w:t>Khách A và tài xế thực hiện thao tác hủy và nhận chuyến gần như đồng thời.</w:t>
-      </w:r>
-    </w:p>
-    <w:p>
-      <w:pPr>
-        <w:numPr>
-          <w:numId w:val="0"/>
-        </w:numPr>
-        <w:ind w:leftChars="0"/>
-        <w:rPr>
-          <w:rFonts w:hint="default" w:ascii="Times New Roman" w:hAnsi="Times New Roman" w:cs="Times New Roman"/>
-          <w:sz w:val="24"/>
-          <w:szCs w:val="24"/>
-        </w:rPr>
-      </w:pPr>
-    </w:p>
-    <w:p>
-      <w:pPr>
-        <w:rPr>
-          <w:rFonts w:hint="default" w:ascii="Times New Roman" w:hAnsi="Times New Roman" w:cs="Times New Roman"/>
-          <w:b/>
-          <w:bCs/>
-          <w:sz w:val="24"/>
-          <w:szCs w:val="24"/>
-        </w:rPr>
-      </w:pPr>
-      <w:r>
-        <w:rPr>
-          <w:rFonts w:hint="default" w:ascii="Times New Roman" w:hAnsi="Times New Roman" w:cs="Times New Roman"/>
-          <w:b/>
-          <w:bCs/>
-          <w:sz w:val="24"/>
-          <w:szCs w:val="24"/>
-        </w:rPr>
-        <w:t>When:</w:t>
-      </w:r>
-    </w:p>
-    <w:p>
-      <w:pPr>
-        <w:numPr>
-          <w:ilvl w:val="0"/>
-          <w:numId w:val="3"/>
-        </w:numPr>
-        <w:ind w:left="420" w:leftChars="0" w:hanging="420" w:firstLineChars="0"/>
-        <w:rPr>
-          <w:rFonts w:hint="default" w:ascii="Times New Roman" w:hAnsi="Times New Roman" w:cs="Times New Roman"/>
-          <w:sz w:val="24"/>
-          <w:szCs w:val="24"/>
-        </w:rPr>
-      </w:pPr>
-      <w:r>
-        <w:rPr>
-          <w:rFonts w:hint="default" w:ascii="Times New Roman" w:hAnsi="Times New Roman" w:cs="Times New Roman"/>
-          <w:sz w:val="24"/>
-          <w:szCs w:val="24"/>
-        </w:rPr>
-        <w:t>Máy chủ ghi nhận thao tác nhận chuyến của tài xế trước.</w:t>
-      </w:r>
-    </w:p>
-    <w:p>
-      <w:pPr>
-        <w:numPr>
-          <w:ilvl w:val="0"/>
-          <w:numId w:val="3"/>
-        </w:numPr>
-        <w:ind w:left="420" w:leftChars="0" w:hanging="420" w:firstLineChars="0"/>
-        <w:rPr>
-          <w:rFonts w:hint="default" w:ascii="Times New Roman" w:hAnsi="Times New Roman" w:cs="Times New Roman"/>
-          <w:sz w:val="24"/>
-          <w:szCs w:val="24"/>
-        </w:rPr>
-      </w:pPr>
-      <w:r>
-        <w:rPr>
-          <w:rFonts w:hint="default" w:ascii="Times New Roman" w:hAnsi="Times New Roman" w:cs="Times New Roman"/>
-          <w:sz w:val="24"/>
-          <w:szCs w:val="24"/>
-        </w:rPr>
-        <w:t>Sau đó, máy chủ ghi nhận yêu cầu hủy chuyến của khách A.</w:t>
-      </w:r>
-    </w:p>
-    <w:p>
-      <w:pPr>
-        <w:numPr>
-          <w:numId w:val="0"/>
-        </w:numPr>
-        <w:ind w:leftChars="0"/>
-        <w:rPr>
-          <w:rFonts w:hint="default" w:ascii="Times New Roman" w:hAnsi="Times New Roman" w:cs="Times New Roman"/>
-          <w:sz w:val="24"/>
-          <w:szCs w:val="24"/>
-        </w:rPr>
-      </w:pPr>
-    </w:p>
-    <w:p>
-      <w:pPr>
-        <w:rPr>
-          <w:rFonts w:hint="default" w:ascii="Times New Roman" w:hAnsi="Times New Roman" w:cs="Times New Roman"/>
-          <w:b/>
-          <w:bCs/>
-          <w:sz w:val="24"/>
-          <w:szCs w:val="24"/>
-        </w:rPr>
-      </w:pPr>
-      <w:r>
-        <w:rPr>
-          <w:rFonts w:hint="default" w:ascii="Times New Roman" w:hAnsi="Times New Roman" w:cs="Times New Roman"/>
-          <w:b/>
-          <w:bCs/>
-          <w:sz w:val="24"/>
-          <w:szCs w:val="24"/>
-        </w:rPr>
-        <w:t>Then:</w:t>
-      </w:r>
-    </w:p>
-    <w:p>
-      <w:pPr>
-        <w:numPr>
-          <w:ilvl w:val="0"/>
-          <w:numId w:val="3"/>
-        </w:numPr>
-        <w:ind w:left="420" w:leftChars="0" w:hanging="420" w:firstLineChars="0"/>
-        <w:rPr>
-          <w:rFonts w:hint="default" w:ascii="Times New Roman" w:hAnsi="Times New Roman" w:cs="Times New Roman"/>
-          <w:sz w:val="24"/>
-          <w:szCs w:val="24"/>
-        </w:rPr>
-      </w:pPr>
-      <w:r>
-        <w:rPr>
-          <w:rFonts w:hint="default" w:ascii="Times New Roman" w:hAnsi="Times New Roman" w:cs="Times New Roman"/>
-          <w:sz w:val="24"/>
-          <w:szCs w:val="24"/>
-        </w:rPr>
-        <w:t>Hệ thống xác định chuyến đã được tài xế nhận trước thời điểm hủy.</w:t>
-      </w:r>
-    </w:p>
-    <w:p>
-      <w:pPr>
-        <w:numPr>
-          <w:ilvl w:val="0"/>
-          <w:numId w:val="3"/>
-        </w:numPr>
-        <w:ind w:left="420" w:leftChars="0" w:hanging="420" w:firstLineChars="0"/>
-        <w:rPr>
-          <w:rFonts w:hint="default" w:ascii="Times New Roman" w:hAnsi="Times New Roman" w:cs="Times New Roman"/>
-          <w:sz w:val="24"/>
-          <w:szCs w:val="24"/>
-        </w:rPr>
-      </w:pPr>
-      <w:r>
-        <w:rPr>
-          <w:rFonts w:hint="default" w:ascii="Times New Roman" w:hAnsi="Times New Roman" w:cs="Times New Roman"/>
-          <w:sz w:val="24"/>
-          <w:szCs w:val="24"/>
-        </w:rPr>
-        <w:t>Khách A phải trả phí hủy 10.000đ.</w:t>
-      </w:r>
-    </w:p>
-    <w:p>
-      <w:pPr>
-        <w:numPr>
-          <w:ilvl w:val="0"/>
-          <w:numId w:val="3"/>
-        </w:numPr>
-        <w:ind w:left="420" w:leftChars="0" w:hanging="420" w:firstLineChars="0"/>
-        <w:rPr>
-          <w:rFonts w:hint="default" w:ascii="Times New Roman" w:hAnsi="Times New Roman" w:cs="Times New Roman"/>
-          <w:sz w:val="24"/>
-          <w:szCs w:val="24"/>
-        </w:rPr>
-      </w:pPr>
-      <w:r>
-        <w:rPr>
-          <w:rFonts w:hint="default" w:ascii="Times New Roman" w:hAnsi="Times New Roman" w:cs="Times New Roman"/>
-          <w:sz w:val="24"/>
-          <w:szCs w:val="24"/>
-        </w:rPr>
-        <w:t>Hệ thống cập nhật trạng thái hủy chuyến.</w:t>
-      </w:r>
-    </w:p>
-    <w:p>
-      <w:pPr>
-        <w:numPr>
-          <w:ilvl w:val="0"/>
-          <w:numId w:val="3"/>
-        </w:numPr>
-        <w:ind w:left="420" w:leftChars="0" w:hanging="420" w:firstLineChars="0"/>
-        <w:rPr>
-          <w:rFonts w:hint="default" w:ascii="Times New Roman" w:hAnsi="Times New Roman" w:cs="Times New Roman"/>
-          <w:sz w:val="24"/>
-          <w:szCs w:val="24"/>
-        </w:rPr>
-      </w:pPr>
-      <w:r>
-        <w:rPr>
-          <w:rFonts w:hint="default" w:ascii="Times New Roman" w:hAnsi="Times New Roman" w:cs="Times New Roman"/>
-          <w:sz w:val="24"/>
-          <w:szCs w:val="24"/>
-        </w:rPr>
-        <w:t>Hệ thống tính lại giá cho các khách còn lại và gửi thông báo giá mới ngay.</w:t>
-      </w:r>
-    </w:p>
-    <w:p>
-      <w:pPr>
-        <w:rPr>
-          <w:rFonts w:hint="default" w:ascii="Times New Roman" w:hAnsi="Times New Roman" w:cs="Times New Roman"/>
-          <w:sz w:val="24"/>
-          <w:szCs w:val="24"/>
-        </w:rPr>
-      </w:pPr>
-      <w:bookmarkStart w:id="0" w:name="_GoBack"/>
-      <w:bookmarkEnd w:id="0"/>
-    </w:p>
     <w:sectPr>
       <w:pgSz w:w="11906" w:h="16838"/>
       <w:pgMar w:top="1440" w:right="1800" w:bottom="1440" w:left="1800" w:header="720" w:footer="720" w:gutter="0"/>
-      <w:pgBorders w:offsetFrom="page">
-        <w:top w:val="none" w:sz="0" w:space="0"/>
-        <w:left w:val="none" w:sz="0" w:space="0"/>
-        <w:bottom w:val="none" w:sz="0" w:space="0"/>
-        <w:right w:val="none" w:sz="0" w:space="0"/>
-      </w:pgBorders>
       <w:cols w:space="720" w:num="1"/>
       <w:docGrid w:linePitch="360" w:charSpace="0"/>
     </w:sectPr>
@@ -1534,9 +796,9 @@
 <file path=word/numbering.xml><?xml version="1.0" encoding="utf-8"?>
 <w:numbering xmlns:wpc="http://schemas.microsoft.com/office/word/2010/wordprocessingCanvas" xmlns:mc="http://schemas.openxmlformats.org/markup-compatibility/2006" xmlns:o="urn:schemas-microsoft-com:office:office" xmlns:r="http://schemas.openxmlformats.org/officeDocument/2006/relationships" xmlns:m="http://schemas.openxmlformats.org/officeDocument/2006/math" xmlns:v="urn:schemas-microsoft-com:vml" xmlns:wp14="http://schemas.microsoft.com/office/word/2010/wordprocessingDrawing" xmlns:wp="http://schemas.openxmlformats.org/drawingml/2006/wordprocessingDrawing" xmlns:w10="urn:schemas-microsoft-com:office:word" xmlns:w="http://schemas.openxmlformats.org/wordprocessingml/2006/main" xmlns:w14="http://schemas.microsoft.com/office/word/2010/wordml" xmlns:wpg="http://schemas.microsoft.com/office/word/2010/wordprocessingGroup" xmlns:wpi="http://schemas.microsoft.com/office/word/2010/wordprocessingInk" xmlns:wne="http://schemas.microsoft.com/office/word/2006/wordml" xmlns:wps="http://schemas.microsoft.com/office/word/2010/wordprocessingShape" xmlns:wpsCustomData="http://www.wps.cn/officeDocument/2013/wpsCustomData" mc:Ignorable="w14 wp14">
   <w:abstractNum w:abstractNumId="0">
-    <w:nsid w:val="E8E3487B"/>
+    <w:nsid w:val="F83E2E18"/>
     <w:multiLevelType w:val="singleLevel"/>
-    <w:tmpl w:val="E8E3487B"/>
+    <w:tmpl w:val="F83E2E18"/>
     <w:lvl w:ilvl="0" w:tentative="0">
       <w:start w:val="1"/>
       <w:numFmt w:val="bullet"/>
@@ -1554,43 +816,30 @@
     </w:lvl>
   </w:abstractNum>
   <w:abstractNum w:abstractNumId="1">
-    <w:nsid w:val="00E55D39"/>
+    <w:nsid w:val="0610552E"/>
     <w:multiLevelType w:val="singleLevel"/>
-    <w:tmpl w:val="00E55D39"/>
+    <w:tmpl w:val="0610552E"/>
     <w:lvl w:ilvl="0" w:tentative="0">
       <w:start w:val="1"/>
       <w:numFmt w:val="decimal"/>
-      <w:suff w:val="space"/>
       <w:lvlText w:val="%1."/>
       <w:lvlJc w:val="left"/>
       <w:pPr>
-        <w:ind w:left="200"/>
+        <w:tabs>
+          <w:tab w:val="left" w:pos="845"/>
+        </w:tabs>
+        <w:ind w:left="845" w:leftChars="0" w:hanging="425" w:firstLineChars="0"/>
       </w:pPr>
-    </w:lvl>
-  </w:abstractNum>
-  <w:abstractNum w:abstractNumId="2">
-    <w:nsid w:val="3A734AE9"/>
-    <w:multiLevelType w:val="singleLevel"/>
-    <w:tmpl w:val="3A734AE9"/>
-    <w:lvl w:ilvl="0" w:tentative="0">
-      <w:start w:val="1"/>
-      <w:numFmt w:val="decimal"/>
-      <w:suff w:val="space"/>
-      <w:lvlText w:val="%1."/>
-      <w:lvlJc w:val="left"/>
-      <w:pPr>
-        <w:ind w:left="420"/>
-      </w:pPr>
+      <w:rPr>
+        <w:rFonts w:hint="default"/>
+      </w:rPr>
     </w:lvl>
   </w:abstractNum>
   <w:num w:numId="1">
-    <w:abstractNumId w:val="1"/>
+    <w:abstractNumId w:val="0"/>
   </w:num>
   <w:num w:numId="2">
-    <w:abstractNumId w:val="2"/>
-  </w:num>
-  <w:num w:numId="3">
-    <w:abstractNumId w:val="0"/>
+    <w:abstractNumId w:val="1"/>
   </w:num>
 </w:numbering>
 </file>
@@ -1709,7 +958,7 @@
     <w:lsdException w:unhideWhenUsed="0" w:uiPriority="0" w:semiHidden="0" w:name="HTML Sample"/>
     <w:lsdException w:unhideWhenUsed="0" w:uiPriority="0" w:semiHidden="0" w:name="HTML Typewriter"/>
     <w:lsdException w:unhideWhenUsed="0" w:uiPriority="0" w:semiHidden="0" w:name="HTML Variable"/>
-    <w:lsdException w:unhideWhenUsed="0" w:uiPriority="0" w:name="Normal Table"/>
+    <w:lsdException w:qFormat="1" w:unhideWhenUsed="0" w:uiPriority="0" w:name="Normal Table"/>
     <w:lsdException w:unhideWhenUsed="0" w:uiPriority="0" w:semiHidden="0" w:name="annotation subject"/>
     <w:lsdException w:unhideWhenUsed="0" w:uiPriority="0" w:semiHidden="0" w:name="Table Simple 1"/>
     <w:lsdException w:unhideWhenUsed="0" w:uiPriority="0" w:semiHidden="0" w:name="Table Simple 2"/>
@@ -1885,36 +1134,16 @@
       <w:lang w:val="en-US" w:eastAsia="zh-CN" w:bidi="ar"/>
     </w:rPr>
   </w:style>
-  <w:style w:type="paragraph" w:styleId="3">
-    <w:name w:val="heading 3"/>
-    <w:next w:val="1"/>
-    <w:semiHidden/>
-    <w:unhideWhenUsed/>
-    <w:qFormat/>
-    <w:uiPriority w:val="0"/>
-    <w:pPr>
-      <w:spacing w:before="0" w:beforeAutospacing="1" w:after="0" w:afterAutospacing="1"/>
-      <w:jc w:val="left"/>
-    </w:pPr>
-    <w:rPr>
-      <w:rFonts w:hint="eastAsia" w:ascii="SimSun" w:hAnsi="SimSun" w:eastAsia="SimSun" w:cs="SimSun"/>
-      <w:b/>
-      <w:bCs/>
-      <w:kern w:val="0"/>
-      <w:sz w:val="26"/>
-      <w:szCs w:val="26"/>
-      <w:lang w:val="en-US" w:eastAsia="zh-CN" w:bidi="ar"/>
-    </w:rPr>
-  </w:style>
-  <w:style w:type="character" w:default="1" w:styleId="4">
+  <w:style w:type="character" w:default="1" w:styleId="3">
     <w:name w:val="Default Paragraph Font"/>
     <w:semiHidden/>
     <w:qFormat/>
     <w:uiPriority w:val="0"/>
   </w:style>
-  <w:style w:type="table" w:default="1" w:styleId="5">
+  <w:style w:type="table" w:default="1" w:styleId="4">
     <w:name w:val="Normal Table"/>
     <w:semiHidden/>
+    <w:qFormat/>
     <w:uiPriority w:val="0"/>
     <w:tblPr>
       <w:tblCellMar>
@@ -1925,7 +1154,7 @@
       </w:tblCellMar>
     </w:tblPr>
   </w:style>
-  <w:style w:type="paragraph" w:styleId="6">
+  <w:style w:type="paragraph" w:styleId="5">
     <w:name w:val="Normal (Web)"/>
     <w:uiPriority w:val="0"/>
     <w:pPr>
@@ -1938,16 +1167,6 @@
       <w:sz w:val="24"/>
       <w:szCs w:val="24"/>
       <w:lang w:val="en-US" w:eastAsia="zh-CN" w:bidi="ar"/>
-    </w:rPr>
-  </w:style>
-  <w:style w:type="character" w:styleId="7">
-    <w:name w:val="Strong"/>
-    <w:basedOn w:val="4"/>
-    <w:qFormat/>
-    <w:uiPriority w:val="0"/>
-    <w:rPr>
-      <w:b/>
-      <w:bCs/>
     </w:rPr>
   </w:style>
 </w:styles>
